--- a/Фиксики Саша.docx
+++ b/Фиксики Саша.docx
@@ -4,7 +4,7 @@
   <w:body>
     <w:p>
       <w:r>
-        <w:t>Меня зовут Саша моя почта – sanya52@mail.com, я родился {ext_date}</w:t>
+        <w:t>Меня зовут Костя моя почта – 67@rambler.ru, я родился « 2 » февраля 2006 г.</w:t>
       </w:r>
     </w:p>
     <w:sectPr>

--- a/Фиксики Саша.docx
+++ b/Фиксики Саша.docx
@@ -4,7 +4,7 @@
   <w:body>
     <w:p>
       <w:r>
-        <w:t>Меня зовут Костя моя почта – 67@rambler.ru, я родился « 2 » февраля 2006 г.</w:t>
+        <w:t>Меня зовут Саша моя почта – sanya52@mail.com, я родился « 30 » сентября 1945 г.</w:t>
       </w:r>
     </w:p>
     <w:sectPr>
